--- a/datasheet_gen/word_templates/VOLTAGEFLICKER.docx
+++ b/datasheet_gen/word_templates/VOLTAGEFLICKER.docx
@@ -3518,6 +3518,119 @@
         </w:rPr>
       </w:r>
       <w:bookmarkEnd w:id="137"/>
+    </w:p>
+    <w:p>
+      <w:pPr>
+        <w:pStyle w:val="Caption"/>
+        <w:spacing w:after="0" w:before="0"/>
+        <w:jc w:val="center"/>
+        <w:rPr>
+          <w:rFonts w:ascii="Arial" w:hAnsi="Arial" w:cs="Arial"/>
+          <w:b/>
+          <w:bCs/>
+          <w:i w:val="0"/>
+          <w:iCs w:val="0"/>
+          <w:color w:val="auto"/>
+          <w:sz w:val="20"/>
+          <w:szCs w:val="20"/>
+        </w:rPr>
+      </w:pPr>
+      <w:bookmarkStart w:id="136" w:name="_Toc225977190"/>
+      <w:r>
+        <w:rPr>
+          <w:rStyle w:val="Hyperlink"/>
+          <w:rFonts w:ascii="Arial" w:hAnsi="Arial" w:cs="Arial"/>
+          <w:b/>
+          <w:bCs/>
+          <w:i w:val="0"/>
+          <w:iCs w:val="0"/>
+          <w:noProof/>
+          <w:color w:val="auto"/>
+          <w:sz w:val="20"/>
+          <w:szCs w:val="20"/>
+          <w:u w:val="none"/>
+        </w:rPr>
+        <w:t xml:space="preserve">{%p for pic in re_extra_photos %}</w:t>
+      </w:r>
+      <w:bookmarkEnd w:id="136"/>
+    </w:p>
+    <w:p>
+      <w:pPr>
+        <w:spacing w:before="0" w:after="0"/>
+      </w:pPr>
+      <w:r>
+        <w:t xml:space="preserve">{{ pic.img }}</w:t>
+      </w:r>
+    </w:p>
+    <w:p>
+      <w:pPr>
+        <w:pStyle w:val="Caption"/>
+        <w:spacing w:after="0" w:before="0"/>
+        <w:jc w:val="center"/>
+        <w:rPr>
+          <w:rFonts w:ascii="Arial" w:hAnsi="Arial" w:cs="Arial"/>
+          <w:b/>
+          <w:bCs/>
+          <w:i w:val="0"/>
+          <w:iCs w:val="0"/>
+          <w:color w:val="auto"/>
+          <w:sz w:val="20"/>
+          <w:szCs w:val="20"/>
+        </w:rPr>
+      </w:pPr>
+      <w:bookmarkStart w:id="136" w:name="_Toc225977190"/>
+      <w:r>
+        <w:rPr>
+          <w:rStyle w:val="Hyperlink"/>
+          <w:rFonts w:ascii="Arial" w:hAnsi="Arial" w:cs="Arial"/>
+          <w:b/>
+          <w:bCs/>
+          <w:i w:val="0"/>
+          <w:iCs w:val="0"/>
+          <w:noProof/>
+          <w:color w:val="auto"/>
+          <w:sz w:val="20"/>
+          <w:szCs w:val="20"/>
+          <w:u w:val="none"/>
+        </w:rPr>
+        <w:t xml:space="preserve">{{ pic.caption }}</w:t>
+      </w:r>
+      <w:bookmarkEnd w:id="136"/>
+    </w:p>
+    <w:p>
+      <w:pPr>
+        <w:pStyle w:val="Caption"/>
+        <w:spacing w:after="0" w:before="0"/>
+        <w:jc w:val="center"/>
+        <w:rPr>
+          <w:rFonts w:ascii="Arial" w:hAnsi="Arial" w:cs="Arial"/>
+          <w:b/>
+          <w:bCs/>
+          <w:i w:val="0"/>
+          <w:iCs w:val="0"/>
+          <w:color w:val="auto"/>
+          <w:sz w:val="20"/>
+          <w:szCs w:val="20"/>
+        </w:rPr>
+      </w:pPr>
+      <w:bookmarkStart w:id="136" w:name="_Toc225977190"/>
+      <w:r>
+        <w:rPr>
+          <w:rStyle w:val="Hyperlink"/>
+          <w:rFonts w:ascii="Arial" w:hAnsi="Arial" w:cs="Arial"/>
+          <w:b/>
+          <w:bCs/>
+          <w:i w:val="0"/>
+          <w:iCs w:val="0"/>
+          <w:noProof/>
+          <w:color w:val="auto"/>
+          <w:sz w:val="20"/>
+          <w:szCs w:val="20"/>
+          <w:u w:val="none"/>
+        </w:rPr>
+        <w:t xml:space="preserve">{%p endfor %}</w:t>
+      </w:r>
+      <w:bookmarkEnd w:id="136"/>
     </w:p>
     <w:p>
       <w:pPr>
